--- a/Documentacion/complicaciones_hospitalarias_proy_dm_f1_e2.docx
+++ b/Documentacion/complicaciones_hospitalarias_proy_dm_f1_e2.docx
@@ -89,37 +89,6 @@
     </w:p>
     <w:p>
       <w:pPr>
-        <w:spacing w:after="80" w:line="480" w:lineRule="auto"/>
-        <w:rPr>
-          <w:rFonts w:ascii="Arial" w:hAnsi="Arial" w:cs="Arial"/>
-          <w:sz w:val="24"/>
-          <w:szCs w:val="24"/>
-          <w:lang w:val="es-ES"/>
-        </w:rPr>
-      </w:pPr>
-      <w:r>
-        <w:rPr>
-          <w:rFonts w:ascii="Arial" w:hAnsi="Arial" w:cs="Arial"/>
-          <w:b/>
-          <w:bCs/>
-          <w:sz w:val="24"/>
-          <w:szCs w:val="24"/>
-          <w:lang w:val="es-ES"/>
-        </w:rPr>
-        <w:t xml:space="preserve">Fecha de Entrega: </w:t>
-      </w:r>
-      <w:r>
-        <w:rPr>
-          <w:rFonts w:ascii="Arial" w:hAnsi="Arial" w:cs="Arial"/>
-          <w:sz w:val="24"/>
-          <w:szCs w:val="24"/>
-          <w:lang w:val="es-ES"/>
-        </w:rPr>
-        <w:t>[Fecha]</w:t>
-      </w:r>
-    </w:p>
-    <w:p>
-      <w:pPr>
         <w:pStyle w:val="Ttulo2"/>
         <w:spacing w:before="200" w:after="100" w:line="480" w:lineRule="auto"/>
         <w:rPr>
@@ -207,14 +176,14 @@
     </w:p>
     <w:p>
       <w:pPr>
-        <w:spacing w:after="60" w:line="480" w:lineRule="auto"/>
-        <w:rPr>
-          <w:rFonts w:ascii="Arial" w:hAnsi="Arial" w:cs="Arial"/>
-          <w:sz w:val="24"/>
-          <w:szCs w:val="24"/>
-        </w:rPr>
-      </w:pPr>
-      <w:proofErr w:type="spellStart"/>
+        <w:spacing w:after="120" w:line="480" w:lineRule="auto"/>
+        <w:rPr>
+          <w:rFonts w:ascii="Arial" w:hAnsi="Arial" w:cs="Arial"/>
+          <w:sz w:val="24"/>
+          <w:szCs w:val="24"/>
+          <w:lang w:val="es-ES"/>
+        </w:rPr>
+      </w:pPr>
       <w:r>
         <w:rPr>
           <w:rFonts w:ascii="Arial" w:hAnsi="Arial" w:cs="Arial"/>
@@ -222,42 +191,58 @@
           <w:bCs/>
           <w:sz w:val="24"/>
           <w:szCs w:val="24"/>
-        </w:rPr>
-        <w:t>Integrantes</w:t>
+          <w:lang w:val="es-ES"/>
+        </w:rPr>
+        <w:t xml:space="preserve">Integrantes: </w:t>
+      </w:r>
+      <w:r>
+        <w:rPr>
+          <w:rFonts w:ascii="Arial" w:hAnsi="Arial" w:cs="Arial"/>
+          <w:sz w:val="24"/>
+          <w:szCs w:val="24"/>
+          <w:lang w:val="es-ES"/>
+        </w:rPr>
+        <w:t>Alejandro Cesar Acho Huallpa (Estratega)</w:t>
+      </w:r>
+    </w:p>
+    <w:p>
+      <w:pPr>
+        <w:spacing w:after="120" w:line="480" w:lineRule="auto"/>
+        <w:rPr>
+          <w:rFonts w:ascii="Arial" w:hAnsi="Arial" w:cs="Arial"/>
+          <w:sz w:val="24"/>
+          <w:szCs w:val="24"/>
+          <w:lang w:val="es-ES"/>
+        </w:rPr>
+      </w:pPr>
+      <w:r>
+        <w:rPr>
+          <w:rFonts w:ascii="Arial" w:hAnsi="Arial" w:cs="Arial"/>
+          <w:sz w:val="24"/>
+          <w:szCs w:val="24"/>
+          <w:lang w:val="es-ES"/>
+        </w:rPr>
+        <w:t xml:space="preserve">Shaden </w:t>
+      </w:r>
+      <w:proofErr w:type="spellStart"/>
+      <w:r>
+        <w:rPr>
+          <w:rFonts w:ascii="Arial" w:hAnsi="Arial" w:cs="Arial"/>
+          <w:sz w:val="24"/>
+          <w:szCs w:val="24"/>
+          <w:lang w:val="es-ES"/>
+        </w:rPr>
+        <w:t>Ahira</w:t>
       </w:r>
       <w:proofErr w:type="spellEnd"/>
       <w:r>
         <w:rPr>
           <w:rFonts w:ascii="Arial" w:hAnsi="Arial" w:cs="Arial"/>
-          <w:b/>
-          <w:bCs/>
-          <w:sz w:val="24"/>
-          <w:szCs w:val="24"/>
-        </w:rPr>
-        <w:t xml:space="preserve"> del Grupo:</w:t>
-      </w:r>
-    </w:p>
-    <w:p>
-      <w:pPr>
-        <w:pStyle w:val="Prrafodelista"/>
-        <w:numPr>
-          <w:ilvl w:val="0"/>
-          <w:numId w:val="1"/>
-        </w:numPr>
-        <w:spacing w:after="60" w:line="480" w:lineRule="auto"/>
-        <w:rPr>
-          <w:rFonts w:ascii="Arial" w:hAnsi="Arial" w:cs="Arial"/>
-          <w:sz w:val="24"/>
-          <w:szCs w:val="24"/>
-        </w:rPr>
-      </w:pPr>
-      <w:r>
-        <w:rPr>
-          <w:rFonts w:ascii="Arial" w:hAnsi="Arial" w:cs="Arial"/>
-          <w:sz w:val="24"/>
-          <w:szCs w:val="24"/>
-        </w:rPr>
-        <w:t xml:space="preserve">[Nombre </w:t>
+          <w:sz w:val="24"/>
+          <w:szCs w:val="24"/>
+          <w:lang w:val="es-ES"/>
+        </w:rPr>
+        <w:t xml:space="preserve"> Cruz Condori (</w:t>
       </w:r>
       <w:proofErr w:type="spellStart"/>
       <w:r>
@@ -265,8 +250,9 @@
           <w:rFonts w:ascii="Arial" w:hAnsi="Arial" w:cs="Arial"/>
           <w:sz w:val="24"/>
           <w:szCs w:val="24"/>
-        </w:rPr>
-        <w:t>completo</w:t>
+          <w:lang w:val="es-ES"/>
+        </w:rPr>
+        <w:t>StoryTeller</w:t>
       </w:r>
       <w:proofErr w:type="spellEnd"/>
       <w:r>
@@ -274,17 +260,50 @@
           <w:rFonts w:ascii="Arial" w:hAnsi="Arial" w:cs="Arial"/>
           <w:sz w:val="24"/>
           <w:szCs w:val="24"/>
-        </w:rPr>
-        <w:t xml:space="preserve"> 1] – Rol / </w:t>
-      </w:r>
+          <w:lang w:val="es-ES"/>
+        </w:rPr>
+        <w:t>)</w:t>
+      </w:r>
+    </w:p>
+    <w:p>
+      <w:pPr>
+        <w:spacing w:after="120" w:line="480" w:lineRule="auto"/>
+        <w:rPr>
+          <w:rFonts w:ascii="Arial" w:hAnsi="Arial" w:cs="Arial"/>
+          <w:sz w:val="24"/>
+          <w:szCs w:val="24"/>
+          <w:lang w:val="es-ES"/>
+        </w:rPr>
+      </w:pPr>
+      <w:r>
+        <w:rPr>
+          <w:rFonts w:ascii="Arial" w:hAnsi="Arial" w:cs="Arial"/>
+          <w:sz w:val="24"/>
+          <w:szCs w:val="24"/>
+          <w:lang w:val="es-ES"/>
+        </w:rPr>
+        <w:t xml:space="preserve">Jorge Armando Coquendo Amba (Estratega) </w:t>
+      </w:r>
+    </w:p>
+    <w:p>
+      <w:pPr>
+        <w:spacing w:after="120" w:line="480" w:lineRule="auto"/>
+        <w:rPr>
+          <w:rFonts w:ascii="Arial" w:hAnsi="Arial" w:cs="Arial"/>
+          <w:sz w:val="24"/>
+          <w:szCs w:val="24"/>
+          <w:lang w:val="es-ES"/>
+        </w:rPr>
+      </w:pPr>
       <w:proofErr w:type="spellStart"/>
       <w:r>
         <w:rPr>
           <w:rFonts w:ascii="Arial" w:hAnsi="Arial" w:cs="Arial"/>
           <w:sz w:val="24"/>
           <w:szCs w:val="24"/>
-        </w:rPr>
-        <w:t>Responsabilidad</w:t>
+          <w:lang w:val="es-ES"/>
+        </w:rPr>
+        <w:t>Jose</w:t>
       </w:r>
       <w:proofErr w:type="spellEnd"/>
       <w:r>
@@ -292,31 +311,9 @@
           <w:rFonts w:ascii="Arial" w:hAnsi="Arial" w:cs="Arial"/>
           <w:sz w:val="24"/>
           <w:szCs w:val="24"/>
-        </w:rPr>
-        <w:t xml:space="preserve"> principal</w:t>
-      </w:r>
-    </w:p>
-    <w:p>
-      <w:pPr>
-        <w:pStyle w:val="Prrafodelista"/>
-        <w:numPr>
-          <w:ilvl w:val="0"/>
-          <w:numId w:val="1"/>
-        </w:numPr>
-        <w:spacing w:after="60" w:line="480" w:lineRule="auto"/>
-        <w:rPr>
-          <w:rFonts w:ascii="Arial" w:hAnsi="Arial" w:cs="Arial"/>
-          <w:sz w:val="24"/>
-          <w:szCs w:val="24"/>
-        </w:rPr>
-      </w:pPr>
-      <w:r>
-        <w:rPr>
-          <w:rFonts w:ascii="Arial" w:hAnsi="Arial" w:cs="Arial"/>
-          <w:sz w:val="24"/>
-          <w:szCs w:val="24"/>
-        </w:rPr>
-        <w:t xml:space="preserve">[Nombre </w:t>
+          <w:lang w:val="es-ES"/>
+        </w:rPr>
+        <w:t xml:space="preserve"> </w:t>
       </w:r>
       <w:proofErr w:type="spellStart"/>
       <w:r>
@@ -324,8 +321,9 @@
           <w:rFonts w:ascii="Arial" w:hAnsi="Arial" w:cs="Arial"/>
           <w:sz w:val="24"/>
           <w:szCs w:val="24"/>
-        </w:rPr>
-        <w:t>completo</w:t>
+          <w:lang w:val="es-ES"/>
+        </w:rPr>
+        <w:t>Angel</w:t>
       </w:r>
       <w:proofErr w:type="spellEnd"/>
       <w:r>
@@ -333,85 +331,29 @@
           <w:rFonts w:ascii="Arial" w:hAnsi="Arial" w:cs="Arial"/>
           <w:sz w:val="24"/>
           <w:szCs w:val="24"/>
-        </w:rPr>
-        <w:t xml:space="preserve"> 2] – Rol / </w:t>
-      </w:r>
-      <w:proofErr w:type="spellStart"/>
-      <w:r>
-        <w:rPr>
-          <w:rFonts w:ascii="Arial" w:hAnsi="Arial" w:cs="Arial"/>
-          <w:sz w:val="24"/>
-          <w:szCs w:val="24"/>
-        </w:rPr>
-        <w:t>Responsabilidad</w:t>
-      </w:r>
-      <w:proofErr w:type="spellEnd"/>
-      <w:r>
-        <w:rPr>
-          <w:rFonts w:ascii="Arial" w:hAnsi="Arial" w:cs="Arial"/>
-          <w:sz w:val="24"/>
-          <w:szCs w:val="24"/>
-        </w:rPr>
-        <w:t xml:space="preserve"> principal</w:t>
-      </w:r>
-    </w:p>
-    <w:p>
-      <w:pPr>
-        <w:pStyle w:val="Prrafodelista"/>
-        <w:numPr>
-          <w:ilvl w:val="0"/>
-          <w:numId w:val="1"/>
-        </w:numPr>
-        <w:spacing w:after="60" w:line="480" w:lineRule="auto"/>
-        <w:rPr>
-          <w:rFonts w:ascii="Arial" w:hAnsi="Arial" w:cs="Arial"/>
-          <w:sz w:val="24"/>
-          <w:szCs w:val="24"/>
-        </w:rPr>
-      </w:pPr>
-      <w:r>
-        <w:rPr>
-          <w:rFonts w:ascii="Arial" w:hAnsi="Arial" w:cs="Arial"/>
-          <w:sz w:val="24"/>
-          <w:szCs w:val="24"/>
-        </w:rPr>
-        <w:t xml:space="preserve">[Nombre </w:t>
-      </w:r>
-      <w:proofErr w:type="spellStart"/>
-      <w:r>
-        <w:rPr>
-          <w:rFonts w:ascii="Arial" w:hAnsi="Arial" w:cs="Arial"/>
-          <w:sz w:val="24"/>
-          <w:szCs w:val="24"/>
-        </w:rPr>
-        <w:t>completo</w:t>
-      </w:r>
-      <w:proofErr w:type="spellEnd"/>
-      <w:r>
-        <w:rPr>
-          <w:rFonts w:ascii="Arial" w:hAnsi="Arial" w:cs="Arial"/>
-          <w:sz w:val="24"/>
-          <w:szCs w:val="24"/>
-        </w:rPr>
-        <w:t xml:space="preserve"> 3] – Rol / </w:t>
-      </w:r>
-      <w:proofErr w:type="spellStart"/>
-      <w:r>
-        <w:rPr>
-          <w:rFonts w:ascii="Arial" w:hAnsi="Arial" w:cs="Arial"/>
-          <w:sz w:val="24"/>
-          <w:szCs w:val="24"/>
-        </w:rPr>
-        <w:t>Responsabilidad</w:t>
-      </w:r>
-      <w:proofErr w:type="spellEnd"/>
-      <w:r>
-        <w:rPr>
-          <w:rFonts w:ascii="Arial" w:hAnsi="Arial" w:cs="Arial"/>
-          <w:sz w:val="24"/>
-          <w:szCs w:val="24"/>
-        </w:rPr>
-        <w:t xml:space="preserve"> principal</w:t>
+          <w:lang w:val="es-ES"/>
+        </w:rPr>
+        <w:t xml:space="preserve"> Mamani Escarzo (Arquitecto de Software) </w:t>
+      </w:r>
+    </w:p>
+    <w:p>
+      <w:pPr>
+        <w:spacing w:after="120" w:line="480" w:lineRule="auto"/>
+        <w:rPr>
+          <w:rFonts w:ascii="Arial" w:hAnsi="Arial" w:cs="Arial"/>
+          <w:sz w:val="24"/>
+          <w:szCs w:val="24"/>
+          <w:lang w:val="es-ES"/>
+        </w:rPr>
+      </w:pPr>
+      <w:r>
+        <w:rPr>
+          <w:rFonts w:ascii="Arial" w:hAnsi="Arial" w:cs="Arial"/>
+          <w:sz w:val="24"/>
+          <w:szCs w:val="24"/>
+          <w:lang w:val="es-ES"/>
+        </w:rPr>
+        <w:t>Jhonatan Oraqueni Condori (Analista)</w:t>
       </w:r>
     </w:p>
     <w:p>
@@ -423,6 +365,7 @@
           <w:color w:val="auto"/>
           <w:sz w:val="24"/>
           <w:szCs w:val="24"/>
+          <w:lang w:val="es-ES"/>
         </w:rPr>
       </w:pPr>
       <w:r>
@@ -433,10 +376,126 @@
           <w:color w:val="auto"/>
           <w:sz w:val="24"/>
           <w:szCs w:val="24"/>
-        </w:rPr>
-        <w:t xml:space="preserve">2. </w:t>
-      </w:r>
-      <w:proofErr w:type="spellStart"/>
+          <w:lang w:val="es-ES"/>
+        </w:rPr>
+        <w:t>2. Definición del Problema de Negocio</w:t>
+      </w:r>
+    </w:p>
+    <w:p>
+      <w:pPr>
+        <w:spacing w:after="80" w:line="480" w:lineRule="auto"/>
+        <w:rPr>
+          <w:rFonts w:ascii="Arial" w:hAnsi="Arial" w:cs="Arial"/>
+          <w:sz w:val="24"/>
+          <w:szCs w:val="24"/>
+          <w:lang w:val="es-ES"/>
+        </w:rPr>
+      </w:pPr>
+      <w:r>
+        <w:rPr>
+          <w:rFonts w:ascii="Arial" w:hAnsi="Arial" w:cs="Arial"/>
+          <w:b/>
+          <w:bCs/>
+          <w:sz w:val="24"/>
+          <w:szCs w:val="24"/>
+          <w:lang w:val="es-ES"/>
+        </w:rPr>
+        <w:t xml:space="preserve">2.1. Contexto y Problemática Actual: </w:t>
+      </w:r>
+      <w:r>
+        <w:rPr>
+          <w:rFonts w:ascii="Arial" w:hAnsi="Arial" w:cs="Arial"/>
+          <w:sz w:val="24"/>
+          <w:szCs w:val="24"/>
+          <w:lang w:val="es-ES"/>
+        </w:rPr>
+        <w:t>El hospital registra, para cada visita, si el paciente presentó alguna complicación médica (Reacción Adversa, Infección Nosocomial, Hemorragia, Sepsis, Embolia, Fallo Multiorgánico o Ninguna), pero no existe claridad sobre qué tan extendido está este problema dentro de la atención hospitalaria. Sin ese dato, la dirección del hospital no cuenta con evidencia objetiva para decidir si invertir en un programa de prevención de complicaciones.</w:t>
+      </w:r>
+    </w:p>
+    <w:p>
+      <w:pPr>
+        <w:spacing w:after="80" w:line="480" w:lineRule="auto"/>
+        <w:rPr>
+          <w:rFonts w:ascii="Arial" w:hAnsi="Arial" w:cs="Arial"/>
+          <w:sz w:val="24"/>
+          <w:szCs w:val="24"/>
+          <w:lang w:val="es-ES"/>
+        </w:rPr>
+      </w:pPr>
+      <w:r>
+        <w:rPr>
+          <w:rFonts w:ascii="Arial" w:hAnsi="Arial" w:cs="Arial"/>
+          <w:b/>
+          <w:bCs/>
+          <w:sz w:val="24"/>
+          <w:szCs w:val="24"/>
+          <w:lang w:val="es-ES"/>
+        </w:rPr>
+        <w:t xml:space="preserve">2.2. Impacto Negativo: </w:t>
+      </w:r>
+      <w:r>
+        <w:rPr>
+          <w:rFonts w:ascii="Arial" w:hAnsi="Arial" w:cs="Arial"/>
+          <w:sz w:val="24"/>
+          <w:szCs w:val="24"/>
+          <w:lang w:val="es-ES"/>
+        </w:rPr>
+        <w:t xml:space="preserve">La falta de un diagnóstico claro impide priorizar recursos hacia la prevención. El análisis exploratorio mostró que el 87.82% de los pacientes atendidos presenta al menos una complicación registrada, y que los pacientes sin complicación registrada tienen, </w:t>
+      </w:r>
+      <w:r>
+        <w:rPr>
+          <w:rFonts w:ascii="Arial" w:hAnsi="Arial" w:cs="Arial"/>
+          <w:sz w:val="24"/>
+          <w:szCs w:val="24"/>
+          <w:lang w:val="es-ES"/>
+        </w:rPr>
+        <w:lastRenderedPageBreak/>
+        <w:t>incluso, la mayor proporción de fallecidos (2.30%), lo que sugiere posibles vacíos en el registro de riesgo clínico y decisiones tomadas sin suficiente respaldo de datos.</w:t>
+      </w:r>
+    </w:p>
+    <w:p>
+      <w:pPr>
+        <w:spacing w:after="80" w:line="480" w:lineRule="auto"/>
+        <w:rPr>
+          <w:rFonts w:ascii="Arial" w:hAnsi="Arial" w:cs="Arial"/>
+          <w:sz w:val="24"/>
+          <w:szCs w:val="24"/>
+          <w:lang w:val="es-ES"/>
+        </w:rPr>
+      </w:pPr>
+      <w:r>
+        <w:rPr>
+          <w:rFonts w:ascii="Arial" w:hAnsi="Arial" w:cs="Arial"/>
+          <w:b/>
+          <w:bCs/>
+          <w:sz w:val="24"/>
+          <w:szCs w:val="24"/>
+          <w:lang w:val="es-ES"/>
+        </w:rPr>
+        <w:t xml:space="preserve">2.3. Objetivo de Negocio (SMART): </w:t>
+      </w:r>
+      <w:r>
+        <w:rPr>
+          <w:rFonts w:ascii="Arial" w:hAnsi="Arial" w:cs="Arial"/>
+          <w:sz w:val="24"/>
+          <w:szCs w:val="24"/>
+          <w:lang w:val="es-ES"/>
+        </w:rPr>
+        <w:t>Reducir la prevalencia de complicaciones médicas hospitalarias del 87.82% actual a un máximo de 75% en un plazo de 12 meses, mediante la implementación de un programa de prevención de complicaciones basado en los perfiles de riesgo identificados por el modelo analítico.</w:t>
+      </w:r>
+    </w:p>
+    <w:p>
+      <w:pPr>
+        <w:pStyle w:val="Ttulo2"/>
+        <w:spacing w:before="200" w:after="100" w:line="480" w:lineRule="auto"/>
+        <w:rPr>
+          <w:rFonts w:ascii="Arial" w:hAnsi="Arial" w:cs="Arial"/>
+          <w:color w:val="auto"/>
+          <w:sz w:val="24"/>
+          <w:szCs w:val="24"/>
+          <w:lang w:val="es-ES"/>
+        </w:rPr>
+      </w:pPr>
       <w:r>
         <w:rPr>
           <w:rFonts w:ascii="Arial" w:hAnsi="Arial" w:cs="Arial"/>
@@ -445,10 +504,376 @@
           <w:color w:val="auto"/>
           <w:sz w:val="24"/>
           <w:szCs w:val="24"/>
-        </w:rPr>
-        <w:t>Definición</w:t>
+          <w:lang w:val="es-ES"/>
+        </w:rPr>
+        <w:t>3. Formulación del Problema de Minería de Datos</w:t>
+      </w:r>
+    </w:p>
+    <w:p>
+      <w:pPr>
+        <w:spacing w:after="80" w:line="480" w:lineRule="auto"/>
+        <w:rPr>
+          <w:rFonts w:ascii="Arial" w:hAnsi="Arial" w:cs="Arial"/>
+          <w:sz w:val="24"/>
+          <w:szCs w:val="24"/>
+          <w:lang w:val="es-ES"/>
+        </w:rPr>
+      </w:pPr>
+      <w:r>
+        <w:rPr>
+          <w:rFonts w:ascii="Arial" w:hAnsi="Arial" w:cs="Arial"/>
+          <w:b/>
+          <w:bCs/>
+          <w:sz w:val="24"/>
+          <w:szCs w:val="24"/>
+          <w:lang w:val="es-ES"/>
+        </w:rPr>
+        <w:t xml:space="preserve">3.1. Objetivo Técnico / Analítico: </w:t>
+      </w:r>
+      <w:r>
+        <w:rPr>
+          <w:rFonts w:ascii="Arial" w:hAnsi="Arial" w:cs="Arial"/>
+          <w:sz w:val="24"/>
+          <w:szCs w:val="24"/>
+          <w:lang w:val="es-ES"/>
+        </w:rPr>
+        <w:t>Construir un modelo de clasificación supervisada que permita predecir, a partir de las características clínicas y demográficas del paciente, la probabilidad de que presente alguna complicación médica durante su atención.</w:t>
+      </w:r>
+    </w:p>
+    <w:p>
+      <w:pPr>
+        <w:spacing w:after="60" w:line="480" w:lineRule="auto"/>
+        <w:rPr>
+          <w:rFonts w:ascii="Arial" w:hAnsi="Arial" w:cs="Arial"/>
+          <w:sz w:val="24"/>
+          <w:szCs w:val="24"/>
+          <w:lang w:val="es-ES"/>
+        </w:rPr>
+      </w:pPr>
+      <w:r>
+        <w:rPr>
+          <w:rFonts w:ascii="Arial" w:hAnsi="Arial" w:cs="Arial"/>
+          <w:b/>
+          <w:bCs/>
+          <w:sz w:val="24"/>
+          <w:szCs w:val="24"/>
+          <w:lang w:val="es-ES"/>
+        </w:rPr>
+        <w:t>3.2. Tipo de Tarea de Minería de Datos:</w:t>
+      </w:r>
+    </w:p>
+    <w:p>
+      <w:pPr>
+        <w:spacing w:after="40" w:line="480" w:lineRule="auto"/>
+        <w:rPr>
+          <w:rFonts w:ascii="Arial" w:hAnsi="Arial" w:cs="Arial"/>
+          <w:sz w:val="24"/>
+          <w:szCs w:val="24"/>
+          <w:lang w:val="es-ES"/>
+        </w:rPr>
+      </w:pPr>
+      <w:r>
+        <w:rPr>
+          <w:rFonts w:ascii="Segoe UI Symbol" w:hAnsi="Segoe UI Symbol" w:cs="Segoe UI Symbol"/>
+          <w:sz w:val="24"/>
+          <w:szCs w:val="24"/>
+          <w:lang w:val="es-ES"/>
+        </w:rPr>
+        <w:t>☒</w:t>
+      </w:r>
+      <w:r>
+        <w:rPr>
+          <w:rFonts w:ascii="Arial" w:hAnsi="Arial" w:cs="Arial"/>
+          <w:sz w:val="24"/>
+          <w:szCs w:val="24"/>
+          <w:lang w:val="es-ES"/>
+        </w:rPr>
+        <w:t xml:space="preserve"> Clasificación Supervisada</w:t>
+      </w:r>
+    </w:p>
+    <w:p>
+      <w:pPr>
+        <w:spacing w:after="40" w:line="480" w:lineRule="auto"/>
+        <w:rPr>
+          <w:rFonts w:ascii="Arial" w:hAnsi="Arial" w:cs="Arial"/>
+          <w:sz w:val="24"/>
+          <w:szCs w:val="24"/>
+          <w:lang w:val="es-ES"/>
+        </w:rPr>
+      </w:pPr>
+      <w:r>
+        <w:rPr>
+          <w:rFonts w:ascii="Segoe UI Symbol" w:hAnsi="Segoe UI Symbol" w:cs="Segoe UI Symbol"/>
+          <w:sz w:val="24"/>
+          <w:szCs w:val="24"/>
+          <w:lang w:val="es-ES"/>
+        </w:rPr>
+        <w:t>☐</w:t>
+      </w:r>
+      <w:r>
+        <w:rPr>
+          <w:rFonts w:ascii="Arial" w:hAnsi="Arial" w:cs="Arial"/>
+          <w:sz w:val="24"/>
+          <w:szCs w:val="24"/>
+          <w:lang w:val="es-ES"/>
+        </w:rPr>
+        <w:t xml:space="preserve"> Regresión / Predicción Numérica</w:t>
+      </w:r>
+    </w:p>
+    <w:p>
+      <w:pPr>
+        <w:spacing w:after="40" w:line="480" w:lineRule="auto"/>
+        <w:rPr>
+          <w:rFonts w:ascii="Arial" w:hAnsi="Arial" w:cs="Arial"/>
+          <w:sz w:val="24"/>
+          <w:szCs w:val="24"/>
+          <w:lang w:val="es-ES"/>
+        </w:rPr>
+      </w:pPr>
+      <w:r>
+        <w:rPr>
+          <w:rFonts w:ascii="Segoe UI Symbol" w:hAnsi="Segoe UI Symbol" w:cs="Segoe UI Symbol"/>
+          <w:sz w:val="24"/>
+          <w:szCs w:val="24"/>
+          <w:lang w:val="es-ES"/>
+        </w:rPr>
+        <w:t>☐</w:t>
+      </w:r>
+      <w:r>
+        <w:rPr>
+          <w:rFonts w:ascii="Arial" w:hAnsi="Arial" w:cs="Arial"/>
+          <w:sz w:val="24"/>
+          <w:szCs w:val="24"/>
+          <w:lang w:val="es-ES"/>
+        </w:rPr>
+        <w:t xml:space="preserve"> Agrupamiento / </w:t>
+      </w:r>
+      <w:proofErr w:type="spellStart"/>
+      <w:r>
+        <w:rPr>
+          <w:rFonts w:ascii="Arial" w:hAnsi="Arial" w:cs="Arial"/>
+          <w:sz w:val="24"/>
+          <w:szCs w:val="24"/>
+          <w:lang w:val="es-ES"/>
+        </w:rPr>
+        <w:t>Clustering</w:t>
       </w:r>
       <w:proofErr w:type="spellEnd"/>
+      <w:r>
+        <w:rPr>
+          <w:rFonts w:ascii="Arial" w:hAnsi="Arial" w:cs="Arial"/>
+          <w:sz w:val="24"/>
+          <w:szCs w:val="24"/>
+          <w:lang w:val="es-ES"/>
+        </w:rPr>
+        <w:t xml:space="preserve"> (No Supervisado)</w:t>
+      </w:r>
+    </w:p>
+    <w:p>
+      <w:pPr>
+        <w:spacing w:after="40" w:line="480" w:lineRule="auto"/>
+        <w:rPr>
+          <w:rFonts w:ascii="Arial" w:hAnsi="Arial" w:cs="Arial"/>
+          <w:sz w:val="24"/>
+          <w:szCs w:val="24"/>
+          <w:lang w:val="es-ES"/>
+        </w:rPr>
+      </w:pPr>
+      <w:r>
+        <w:rPr>
+          <w:rFonts w:ascii="Segoe UI Symbol" w:hAnsi="Segoe UI Symbol" w:cs="Segoe UI Symbol"/>
+          <w:sz w:val="24"/>
+          <w:szCs w:val="24"/>
+          <w:lang w:val="es-ES"/>
+        </w:rPr>
+        <w:t>☐</w:t>
+      </w:r>
+      <w:r>
+        <w:rPr>
+          <w:rFonts w:ascii="Arial" w:hAnsi="Arial" w:cs="Arial"/>
+          <w:sz w:val="24"/>
+          <w:szCs w:val="24"/>
+          <w:lang w:val="es-ES"/>
+        </w:rPr>
+        <w:t xml:space="preserve"> Reglas de Asociación</w:t>
+      </w:r>
+    </w:p>
+    <w:p>
+      <w:pPr>
+        <w:spacing w:after="40" w:line="480" w:lineRule="auto"/>
+        <w:rPr>
+          <w:rFonts w:ascii="Arial" w:hAnsi="Arial" w:cs="Arial"/>
+          <w:sz w:val="24"/>
+          <w:szCs w:val="24"/>
+          <w:lang w:val="es-ES"/>
+        </w:rPr>
+      </w:pPr>
+      <w:r>
+        <w:rPr>
+          <w:rFonts w:ascii="Segoe UI Symbol" w:hAnsi="Segoe UI Symbol" w:cs="Segoe UI Symbol"/>
+          <w:sz w:val="24"/>
+          <w:szCs w:val="24"/>
+          <w:lang w:val="es-ES"/>
+        </w:rPr>
+        <w:t>☐</w:t>
+      </w:r>
+      <w:r>
+        <w:rPr>
+          <w:rFonts w:ascii="Arial" w:hAnsi="Arial" w:cs="Arial"/>
+          <w:sz w:val="24"/>
+          <w:szCs w:val="24"/>
+          <w:lang w:val="es-ES"/>
+        </w:rPr>
+        <w:t xml:space="preserve"> Detección de Anomalías</w:t>
+      </w:r>
+    </w:p>
+    <w:p>
+      <w:pPr>
+        <w:spacing w:after="40" w:line="480" w:lineRule="auto"/>
+        <w:rPr>
+          <w:rFonts w:ascii="Arial" w:hAnsi="Arial" w:cs="Arial"/>
+          <w:sz w:val="24"/>
+          <w:szCs w:val="24"/>
+          <w:lang w:val="es-ES"/>
+        </w:rPr>
+      </w:pPr>
+      <w:r>
+        <w:rPr>
+          <w:rFonts w:ascii="Segoe UI Symbol" w:hAnsi="Segoe UI Symbol" w:cs="Segoe UI Symbol"/>
+          <w:sz w:val="24"/>
+          <w:szCs w:val="24"/>
+          <w:lang w:val="es-ES"/>
+        </w:rPr>
+        <w:t>☐</w:t>
+      </w:r>
+      <w:r>
+        <w:rPr>
+          <w:rFonts w:ascii="Arial" w:hAnsi="Arial" w:cs="Arial"/>
+          <w:sz w:val="24"/>
+          <w:szCs w:val="24"/>
+          <w:lang w:val="es-ES"/>
+        </w:rPr>
+        <w:t xml:space="preserve"> Otra: __________</w:t>
+      </w:r>
+    </w:p>
+    <w:p>
+      <w:pPr>
+        <w:spacing w:after="80" w:line="480" w:lineRule="auto"/>
+        <w:rPr>
+          <w:rFonts w:ascii="Arial" w:hAnsi="Arial" w:cs="Arial"/>
+          <w:sz w:val="24"/>
+          <w:szCs w:val="24"/>
+          <w:lang w:val="es-ES"/>
+        </w:rPr>
+      </w:pPr>
+      <w:r>
+        <w:rPr>
+          <w:rFonts w:ascii="Arial" w:hAnsi="Arial" w:cs="Arial"/>
+          <w:b/>
+          <w:bCs/>
+          <w:sz w:val="24"/>
+          <w:szCs w:val="24"/>
+          <w:lang w:val="es-ES"/>
+        </w:rPr>
+        <w:t xml:space="preserve">Unidad de análisis (fila del </w:t>
+      </w:r>
+      <w:proofErr w:type="spellStart"/>
+      <w:r>
+        <w:rPr>
+          <w:rFonts w:ascii="Arial" w:hAnsi="Arial" w:cs="Arial"/>
+          <w:b/>
+          <w:bCs/>
+          <w:sz w:val="24"/>
+          <w:szCs w:val="24"/>
+          <w:lang w:val="es-ES"/>
+        </w:rPr>
+        <w:t>dataset</w:t>
+      </w:r>
+      <w:proofErr w:type="spellEnd"/>
+      <w:r>
+        <w:rPr>
+          <w:rFonts w:ascii="Arial" w:hAnsi="Arial" w:cs="Arial"/>
+          <w:b/>
+          <w:bCs/>
+          <w:sz w:val="24"/>
+          <w:szCs w:val="24"/>
+          <w:lang w:val="es-ES"/>
+        </w:rPr>
+        <w:t xml:space="preserve">): </w:t>
+      </w:r>
+      <w:r>
+        <w:rPr>
+          <w:rFonts w:ascii="Arial" w:hAnsi="Arial" w:cs="Arial"/>
+          <w:sz w:val="24"/>
+          <w:szCs w:val="24"/>
+          <w:lang w:val="es-ES"/>
+        </w:rPr>
+        <w:t>Un paciente / una visita hospitalaria.</w:t>
+      </w:r>
+    </w:p>
+    <w:p>
+      <w:pPr>
+        <w:spacing w:after="80" w:line="480" w:lineRule="auto"/>
+        <w:rPr>
+          <w:rFonts w:ascii="Arial" w:hAnsi="Arial" w:cs="Arial"/>
+          <w:sz w:val="24"/>
+          <w:szCs w:val="24"/>
+          <w:lang w:val="es-ES"/>
+        </w:rPr>
+      </w:pPr>
+      <w:r>
+        <w:rPr>
+          <w:rFonts w:ascii="Arial" w:hAnsi="Arial" w:cs="Arial"/>
+          <w:b/>
+          <w:bCs/>
+          <w:sz w:val="24"/>
+          <w:szCs w:val="24"/>
+          <w:lang w:val="es-ES"/>
+        </w:rPr>
+        <w:t xml:space="preserve">Variable a predecir / analizar: </w:t>
+      </w:r>
+      <w:r>
+        <w:rPr>
+          <w:rFonts w:ascii="Arial" w:hAnsi="Arial" w:cs="Arial"/>
+          <w:sz w:val="24"/>
+          <w:szCs w:val="24"/>
+          <w:lang w:val="es-ES"/>
+        </w:rPr>
+        <w:t xml:space="preserve">COMPLICACIONES  con dos posibles enfoques: (a) binaria, </w:t>
+      </w:r>
+      <w:proofErr w:type="spellStart"/>
+      <w:r>
+        <w:rPr>
+          <w:rFonts w:ascii="Arial" w:hAnsi="Arial" w:cs="Arial"/>
+          <w:sz w:val="24"/>
+          <w:szCs w:val="24"/>
+          <w:lang w:val="es-ES"/>
+        </w:rPr>
+        <w:t>con_complicacion</w:t>
+      </w:r>
+      <w:proofErr w:type="spellEnd"/>
+      <w:r>
+        <w:rPr>
+          <w:rFonts w:ascii="Arial" w:hAnsi="Arial" w:cs="Arial"/>
+          <w:sz w:val="24"/>
+          <w:szCs w:val="24"/>
+          <w:lang w:val="es-ES"/>
+        </w:rPr>
+        <w:t xml:space="preserve"> [1/0], o (b) multiclase, tipo de complicación (Reacción Adversa, Infección Nosocomial, Hemorragia, Sepsis, Embolia, Fallo Multiorgánico, Ninguna).</w:t>
+      </w:r>
+    </w:p>
+    <w:p>
+      <w:pPr>
+        <w:pStyle w:val="Ttulo2"/>
+        <w:spacing w:before="200" w:after="100" w:line="480" w:lineRule="auto"/>
+        <w:rPr>
+          <w:rFonts w:ascii="Arial" w:hAnsi="Arial" w:cs="Arial"/>
+          <w:color w:val="auto"/>
+          <w:sz w:val="24"/>
+          <w:szCs w:val="24"/>
+          <w:lang w:val="es-ES"/>
+        </w:rPr>
+      </w:pPr>
       <w:r>
         <w:rPr>
           <w:rFonts w:ascii="Arial" w:hAnsi="Arial" w:cs="Arial"/>
@@ -457,579 +882,26 @@
           <w:color w:val="auto"/>
           <w:sz w:val="24"/>
           <w:szCs w:val="24"/>
-        </w:rPr>
-        <w:t xml:space="preserve"> del </w:t>
-      </w:r>
-      <w:proofErr w:type="spellStart"/>
+          <w:lang w:val="es-ES"/>
+        </w:rPr>
+        <w:t>4. Estrategia y Viabilidad de Datos (Data Discovery)</w:t>
+      </w:r>
+    </w:p>
+    <w:p>
+      <w:pPr>
+        <w:spacing w:after="80" w:line="480" w:lineRule="auto"/>
+        <w:rPr>
+          <w:rFonts w:ascii="Arial" w:hAnsi="Arial" w:cs="Arial"/>
+          <w:sz w:val="24"/>
+          <w:szCs w:val="24"/>
+          <w:lang w:val="es-ES"/>
+        </w:rPr>
+      </w:pPr>
       <w:r>
         <w:rPr>
           <w:rFonts w:ascii="Arial" w:hAnsi="Arial" w:cs="Arial"/>
           <w:b/>
           <w:bCs/>
-          <w:color w:val="auto"/>
-          <w:sz w:val="24"/>
-          <w:szCs w:val="24"/>
-        </w:rPr>
-        <w:t>Problema</w:t>
-      </w:r>
-      <w:proofErr w:type="spellEnd"/>
-      <w:r>
-        <w:rPr>
-          <w:rFonts w:ascii="Arial" w:hAnsi="Arial" w:cs="Arial"/>
-          <w:b/>
-          <w:bCs/>
-          <w:color w:val="auto"/>
-          <w:sz w:val="24"/>
-          <w:szCs w:val="24"/>
-        </w:rPr>
-        <w:t xml:space="preserve"> de </w:t>
-      </w:r>
-      <w:proofErr w:type="spellStart"/>
-      <w:r>
-        <w:rPr>
-          <w:rFonts w:ascii="Arial" w:hAnsi="Arial" w:cs="Arial"/>
-          <w:b/>
-          <w:bCs/>
-          <w:color w:val="auto"/>
-          <w:sz w:val="24"/>
-          <w:szCs w:val="24"/>
-        </w:rPr>
-        <w:t>Negocio</w:t>
-      </w:r>
-      <w:proofErr w:type="spellEnd"/>
-    </w:p>
-    <w:p>
-      <w:pPr>
-        <w:spacing w:after="80" w:line="480" w:lineRule="auto"/>
-        <w:rPr>
-          <w:rFonts w:ascii="Arial" w:hAnsi="Arial" w:cs="Arial"/>
-          <w:sz w:val="24"/>
-          <w:szCs w:val="24"/>
-          <w:lang w:val="es-ES"/>
-        </w:rPr>
-      </w:pPr>
-      <w:r>
-        <w:rPr>
-          <w:rFonts w:ascii="Arial" w:hAnsi="Arial" w:cs="Arial"/>
-          <w:b/>
-          <w:bCs/>
-          <w:sz w:val="24"/>
-          <w:szCs w:val="24"/>
-          <w:lang w:val="es-ES"/>
-        </w:rPr>
-        <w:t xml:space="preserve">2.1. Contexto y Problemática Actual: </w:t>
-      </w:r>
-      <w:r>
-        <w:rPr>
-          <w:rFonts w:ascii="Arial" w:hAnsi="Arial" w:cs="Arial"/>
-          <w:sz w:val="24"/>
-          <w:szCs w:val="24"/>
-          <w:lang w:val="es-ES"/>
-        </w:rPr>
-        <w:t>El hospital registra, para cada visita, si el paciente presentó alguna complicación médica (Reacción Adversa, Infección Nosocomial, Hemorragia, Sepsis, Embolia, Fallo Multiorgánico o Ninguna), pero no existe claridad sobre qué tan extendido está este problema dentro de la atención hospitalaria. Sin ese dato, la dirección del hospital no cuenta con evidencia objetiva para decidir si invertir en un programa de prevención de complicaciones.</w:t>
-      </w:r>
-    </w:p>
-    <w:p>
-      <w:pPr>
-        <w:spacing w:after="80" w:line="480" w:lineRule="auto"/>
-        <w:rPr>
-          <w:rFonts w:ascii="Arial" w:hAnsi="Arial" w:cs="Arial"/>
-          <w:sz w:val="24"/>
-          <w:szCs w:val="24"/>
-          <w:lang w:val="es-ES"/>
-        </w:rPr>
-      </w:pPr>
-      <w:r>
-        <w:rPr>
-          <w:rFonts w:ascii="Arial" w:hAnsi="Arial" w:cs="Arial"/>
-          <w:b/>
-          <w:bCs/>
-          <w:sz w:val="24"/>
-          <w:szCs w:val="24"/>
-          <w:lang w:val="es-ES"/>
-        </w:rPr>
-        <w:t xml:space="preserve">2.2. Impacto Negativo: </w:t>
-      </w:r>
-      <w:r>
-        <w:rPr>
-          <w:rFonts w:ascii="Arial" w:hAnsi="Arial" w:cs="Arial"/>
-          <w:sz w:val="24"/>
-          <w:szCs w:val="24"/>
-          <w:lang w:val="es-ES"/>
-        </w:rPr>
-        <w:t xml:space="preserve">La falta de un diagnóstico claro impide priorizar recursos hacia la prevención. El análisis exploratorio mostró que el 87.82% de los pacientes atendidos presenta al menos una complicación registrada, y que los pacientes sin complicación registrada tienen, </w:t>
-      </w:r>
-      <w:r>
-        <w:rPr>
-          <w:rFonts w:ascii="Arial" w:hAnsi="Arial" w:cs="Arial"/>
-          <w:sz w:val="24"/>
-          <w:szCs w:val="24"/>
-          <w:lang w:val="es-ES"/>
-        </w:rPr>
-        <w:lastRenderedPageBreak/>
-        <w:t>incluso, la mayor proporción de fallecidos (2.30%), lo que sugiere posibles vacíos en el registro de riesgo clínico y decisiones tomadas sin suficiente respaldo de datos.</w:t>
-      </w:r>
-    </w:p>
-    <w:p>
-      <w:pPr>
-        <w:spacing w:after="80" w:line="480" w:lineRule="auto"/>
-        <w:rPr>
-          <w:rFonts w:ascii="Arial" w:hAnsi="Arial" w:cs="Arial"/>
-          <w:sz w:val="24"/>
-          <w:szCs w:val="24"/>
-          <w:lang w:val="es-ES"/>
-        </w:rPr>
-      </w:pPr>
-      <w:r>
-        <w:rPr>
-          <w:rFonts w:ascii="Arial" w:hAnsi="Arial" w:cs="Arial"/>
-          <w:b/>
-          <w:bCs/>
-          <w:sz w:val="24"/>
-          <w:szCs w:val="24"/>
-          <w:lang w:val="es-ES"/>
-        </w:rPr>
-        <w:t xml:space="preserve">2.3. Objetivo de Negocio (SMART): </w:t>
-      </w:r>
-      <w:r>
-        <w:rPr>
-          <w:rFonts w:ascii="Arial" w:hAnsi="Arial" w:cs="Arial"/>
-          <w:sz w:val="24"/>
-          <w:szCs w:val="24"/>
-          <w:lang w:val="es-ES"/>
-        </w:rPr>
-        <w:t>Reducir la prevalencia de complicaciones médicas hospitalarias del 87.82% actual a un máximo de 75% en un plazo de 12 meses, mediante la implementación de un programa de prevención de complicaciones basado en los perfiles de riesgo identificados por el modelo analítico.</w:t>
-      </w:r>
-    </w:p>
-    <w:p>
-      <w:pPr>
-        <w:pStyle w:val="Ttulo2"/>
-        <w:spacing w:before="200" w:after="100" w:line="480" w:lineRule="auto"/>
-        <w:rPr>
-          <w:rFonts w:ascii="Arial" w:hAnsi="Arial" w:cs="Arial"/>
-          <w:color w:val="auto"/>
-          <w:sz w:val="24"/>
-          <w:szCs w:val="24"/>
-          <w:lang w:val="es-ES"/>
-        </w:rPr>
-      </w:pPr>
-      <w:r>
-        <w:rPr>
-          <w:rFonts w:ascii="Arial" w:hAnsi="Arial" w:cs="Arial"/>
-          <w:b/>
-          <w:bCs/>
-          <w:color w:val="auto"/>
-          <w:sz w:val="24"/>
-          <w:szCs w:val="24"/>
-          <w:lang w:val="es-ES"/>
-        </w:rPr>
-        <w:t>3. Formulación del Problema de Minería de Datos</w:t>
-      </w:r>
-    </w:p>
-    <w:p>
-      <w:pPr>
-        <w:spacing w:after="80" w:line="480" w:lineRule="auto"/>
-        <w:rPr>
-          <w:rFonts w:ascii="Arial" w:hAnsi="Arial" w:cs="Arial"/>
-          <w:sz w:val="24"/>
-          <w:szCs w:val="24"/>
-          <w:lang w:val="es-ES"/>
-        </w:rPr>
-      </w:pPr>
-      <w:r>
-        <w:rPr>
-          <w:rFonts w:ascii="Arial" w:hAnsi="Arial" w:cs="Arial"/>
-          <w:b/>
-          <w:bCs/>
-          <w:sz w:val="24"/>
-          <w:szCs w:val="24"/>
-          <w:lang w:val="es-ES"/>
-        </w:rPr>
-        <w:t xml:space="preserve">3.1. Objetivo Técnico / Analítico: </w:t>
-      </w:r>
-      <w:r>
-        <w:rPr>
-          <w:rFonts w:ascii="Arial" w:hAnsi="Arial" w:cs="Arial"/>
-          <w:sz w:val="24"/>
-          <w:szCs w:val="24"/>
-          <w:lang w:val="es-ES"/>
-        </w:rPr>
-        <w:t>Construir un modelo de clasificación supervisada que permita predecir, a partir de las características clínicas y demográficas del paciente, la probabilidad de que presente alguna complicación médica durante su atención.</w:t>
-      </w:r>
-    </w:p>
-    <w:p>
-      <w:pPr>
-        <w:spacing w:after="60" w:line="480" w:lineRule="auto"/>
-        <w:rPr>
-          <w:rFonts w:ascii="Arial" w:hAnsi="Arial" w:cs="Arial"/>
-          <w:sz w:val="24"/>
-          <w:szCs w:val="24"/>
-          <w:lang w:val="es-ES"/>
-        </w:rPr>
-      </w:pPr>
-      <w:r>
-        <w:rPr>
-          <w:rFonts w:ascii="Arial" w:hAnsi="Arial" w:cs="Arial"/>
-          <w:b/>
-          <w:bCs/>
-          <w:sz w:val="24"/>
-          <w:szCs w:val="24"/>
-          <w:lang w:val="es-ES"/>
-        </w:rPr>
-        <w:t>3.2. Tipo de Tarea de Minería de Datos:</w:t>
-      </w:r>
-    </w:p>
-    <w:p>
-      <w:pPr>
-        <w:spacing w:after="40" w:line="480" w:lineRule="auto"/>
-        <w:rPr>
-          <w:rFonts w:ascii="Arial" w:hAnsi="Arial" w:cs="Arial"/>
-          <w:sz w:val="24"/>
-          <w:szCs w:val="24"/>
-          <w:lang w:val="es-ES"/>
-        </w:rPr>
-      </w:pPr>
-      <w:r>
-        <w:rPr>
-          <w:rFonts w:ascii="Segoe UI Symbol" w:hAnsi="Segoe UI Symbol" w:cs="Segoe UI Symbol"/>
-          <w:sz w:val="24"/>
-          <w:szCs w:val="24"/>
-          <w:lang w:val="es-ES"/>
-        </w:rPr>
-        <w:t>☒</w:t>
-      </w:r>
-      <w:r>
-        <w:rPr>
-          <w:rFonts w:ascii="Arial" w:hAnsi="Arial" w:cs="Arial"/>
-          <w:sz w:val="24"/>
-          <w:szCs w:val="24"/>
-          <w:lang w:val="es-ES"/>
-        </w:rPr>
-        <w:t xml:space="preserve"> Clasificación Supervisada</w:t>
-      </w:r>
-    </w:p>
-    <w:p>
-      <w:pPr>
-        <w:spacing w:after="40" w:line="480" w:lineRule="auto"/>
-        <w:rPr>
-          <w:rFonts w:ascii="Arial" w:hAnsi="Arial" w:cs="Arial"/>
-          <w:sz w:val="24"/>
-          <w:szCs w:val="24"/>
-          <w:lang w:val="es-ES"/>
-        </w:rPr>
-      </w:pPr>
-      <w:r>
-        <w:rPr>
-          <w:rFonts w:ascii="Segoe UI Symbol" w:hAnsi="Segoe UI Symbol" w:cs="Segoe UI Symbol"/>
-          <w:sz w:val="24"/>
-          <w:szCs w:val="24"/>
-          <w:lang w:val="es-ES"/>
-        </w:rPr>
-        <w:t>☐</w:t>
-      </w:r>
-      <w:r>
-        <w:rPr>
-          <w:rFonts w:ascii="Arial" w:hAnsi="Arial" w:cs="Arial"/>
-          <w:sz w:val="24"/>
-          <w:szCs w:val="24"/>
-          <w:lang w:val="es-ES"/>
-        </w:rPr>
-        <w:t xml:space="preserve"> Regresión / Predicción Numérica</w:t>
-      </w:r>
-    </w:p>
-    <w:p>
-      <w:pPr>
-        <w:spacing w:after="40" w:line="480" w:lineRule="auto"/>
-        <w:rPr>
-          <w:rFonts w:ascii="Arial" w:hAnsi="Arial" w:cs="Arial"/>
-          <w:sz w:val="24"/>
-          <w:szCs w:val="24"/>
-          <w:lang w:val="es-ES"/>
-        </w:rPr>
-      </w:pPr>
-      <w:r>
-        <w:rPr>
-          <w:rFonts w:ascii="Segoe UI Symbol" w:hAnsi="Segoe UI Symbol" w:cs="Segoe UI Symbol"/>
-          <w:sz w:val="24"/>
-          <w:szCs w:val="24"/>
-          <w:lang w:val="es-ES"/>
-        </w:rPr>
-        <w:t>☐</w:t>
-      </w:r>
-      <w:r>
-        <w:rPr>
-          <w:rFonts w:ascii="Arial" w:hAnsi="Arial" w:cs="Arial"/>
-          <w:sz w:val="24"/>
-          <w:szCs w:val="24"/>
-          <w:lang w:val="es-ES"/>
-        </w:rPr>
-        <w:t xml:space="preserve"> Agrupamiento / </w:t>
-      </w:r>
-      <w:proofErr w:type="spellStart"/>
-      <w:r>
-        <w:rPr>
-          <w:rFonts w:ascii="Arial" w:hAnsi="Arial" w:cs="Arial"/>
-          <w:sz w:val="24"/>
-          <w:szCs w:val="24"/>
-          <w:lang w:val="es-ES"/>
-        </w:rPr>
-        <w:t>Clustering</w:t>
-      </w:r>
-      <w:proofErr w:type="spellEnd"/>
-      <w:r>
-        <w:rPr>
-          <w:rFonts w:ascii="Arial" w:hAnsi="Arial" w:cs="Arial"/>
-          <w:sz w:val="24"/>
-          <w:szCs w:val="24"/>
-          <w:lang w:val="es-ES"/>
-        </w:rPr>
-        <w:t xml:space="preserve"> (No Supervisado)</w:t>
-      </w:r>
-    </w:p>
-    <w:p>
-      <w:pPr>
-        <w:spacing w:after="40" w:line="480" w:lineRule="auto"/>
-        <w:rPr>
-          <w:rFonts w:ascii="Arial" w:hAnsi="Arial" w:cs="Arial"/>
-          <w:sz w:val="24"/>
-          <w:szCs w:val="24"/>
-          <w:lang w:val="es-ES"/>
-        </w:rPr>
-      </w:pPr>
-      <w:r>
-        <w:rPr>
-          <w:rFonts w:ascii="Segoe UI Symbol" w:hAnsi="Segoe UI Symbol" w:cs="Segoe UI Symbol"/>
-          <w:sz w:val="24"/>
-          <w:szCs w:val="24"/>
-          <w:lang w:val="es-ES"/>
-        </w:rPr>
-        <w:t>☐</w:t>
-      </w:r>
-      <w:r>
-        <w:rPr>
-          <w:rFonts w:ascii="Arial" w:hAnsi="Arial" w:cs="Arial"/>
-          <w:sz w:val="24"/>
-          <w:szCs w:val="24"/>
-          <w:lang w:val="es-ES"/>
-        </w:rPr>
-        <w:t xml:space="preserve"> Reglas de Asociación</w:t>
-      </w:r>
-    </w:p>
-    <w:p>
-      <w:pPr>
-        <w:spacing w:after="40" w:line="480" w:lineRule="auto"/>
-        <w:rPr>
-          <w:rFonts w:ascii="Arial" w:hAnsi="Arial" w:cs="Arial"/>
-          <w:sz w:val="24"/>
-          <w:szCs w:val="24"/>
-          <w:lang w:val="es-ES"/>
-        </w:rPr>
-      </w:pPr>
-      <w:r>
-        <w:rPr>
-          <w:rFonts w:ascii="Segoe UI Symbol" w:hAnsi="Segoe UI Symbol" w:cs="Segoe UI Symbol"/>
-          <w:sz w:val="24"/>
-          <w:szCs w:val="24"/>
-          <w:lang w:val="es-ES"/>
-        </w:rPr>
-        <w:t>☐</w:t>
-      </w:r>
-      <w:r>
-        <w:rPr>
-          <w:rFonts w:ascii="Arial" w:hAnsi="Arial" w:cs="Arial"/>
-          <w:sz w:val="24"/>
-          <w:szCs w:val="24"/>
-          <w:lang w:val="es-ES"/>
-        </w:rPr>
-        <w:t xml:space="preserve"> Detección de Anomalías</w:t>
-      </w:r>
-    </w:p>
-    <w:p>
-      <w:pPr>
-        <w:spacing w:after="40" w:line="480" w:lineRule="auto"/>
-        <w:rPr>
-          <w:rFonts w:ascii="Arial" w:hAnsi="Arial" w:cs="Arial"/>
-          <w:sz w:val="24"/>
-          <w:szCs w:val="24"/>
-          <w:lang w:val="es-ES"/>
-        </w:rPr>
-      </w:pPr>
-      <w:r>
-        <w:rPr>
-          <w:rFonts w:ascii="Segoe UI Symbol" w:hAnsi="Segoe UI Symbol" w:cs="Segoe UI Symbol"/>
-          <w:sz w:val="24"/>
-          <w:szCs w:val="24"/>
-          <w:lang w:val="es-ES"/>
-        </w:rPr>
-        <w:t>☐</w:t>
-      </w:r>
-      <w:r>
-        <w:rPr>
-          <w:rFonts w:ascii="Arial" w:hAnsi="Arial" w:cs="Arial"/>
-          <w:sz w:val="24"/>
-          <w:szCs w:val="24"/>
-          <w:lang w:val="es-ES"/>
-        </w:rPr>
-        <w:t xml:space="preserve"> Otra: __________</w:t>
-      </w:r>
-    </w:p>
-    <w:p>
-      <w:pPr>
-        <w:spacing w:after="80" w:line="480" w:lineRule="auto"/>
-        <w:rPr>
-          <w:rFonts w:ascii="Arial" w:hAnsi="Arial" w:cs="Arial"/>
-          <w:sz w:val="24"/>
-          <w:szCs w:val="24"/>
-          <w:lang w:val="es-ES"/>
-        </w:rPr>
-      </w:pPr>
-      <w:r>
-        <w:rPr>
-          <w:rFonts w:ascii="Arial" w:hAnsi="Arial" w:cs="Arial"/>
-          <w:b/>
-          <w:bCs/>
-          <w:sz w:val="24"/>
-          <w:szCs w:val="24"/>
-          <w:lang w:val="es-ES"/>
-        </w:rPr>
-        <w:t xml:space="preserve">Unidad de análisis (fila del </w:t>
-      </w:r>
-      <w:proofErr w:type="spellStart"/>
-      <w:r>
-        <w:rPr>
-          <w:rFonts w:ascii="Arial" w:hAnsi="Arial" w:cs="Arial"/>
-          <w:b/>
-          <w:bCs/>
-          <w:sz w:val="24"/>
-          <w:szCs w:val="24"/>
-          <w:lang w:val="es-ES"/>
-        </w:rPr>
-        <w:t>dataset</w:t>
-      </w:r>
-      <w:proofErr w:type="spellEnd"/>
-      <w:r>
-        <w:rPr>
-          <w:rFonts w:ascii="Arial" w:hAnsi="Arial" w:cs="Arial"/>
-          <w:b/>
-          <w:bCs/>
-          <w:sz w:val="24"/>
-          <w:szCs w:val="24"/>
-          <w:lang w:val="es-ES"/>
-        </w:rPr>
-        <w:t xml:space="preserve">): </w:t>
-      </w:r>
-      <w:r>
-        <w:rPr>
-          <w:rFonts w:ascii="Arial" w:hAnsi="Arial" w:cs="Arial"/>
-          <w:sz w:val="24"/>
-          <w:szCs w:val="24"/>
-          <w:lang w:val="es-ES"/>
-        </w:rPr>
-        <w:t>Un paciente / una visita hospitalaria.</w:t>
-      </w:r>
-    </w:p>
-    <w:p>
-      <w:pPr>
-        <w:spacing w:after="80" w:line="480" w:lineRule="auto"/>
-        <w:rPr>
-          <w:rFonts w:ascii="Arial" w:hAnsi="Arial" w:cs="Arial"/>
-          <w:sz w:val="24"/>
-          <w:szCs w:val="24"/>
-          <w:lang w:val="es-ES"/>
-        </w:rPr>
-      </w:pPr>
-      <w:r>
-        <w:rPr>
-          <w:rFonts w:ascii="Arial" w:hAnsi="Arial" w:cs="Arial"/>
-          <w:b/>
-          <w:bCs/>
-          <w:sz w:val="24"/>
-          <w:szCs w:val="24"/>
-          <w:lang w:val="es-ES"/>
-        </w:rPr>
-        <w:t xml:space="preserve">Variable a predecir / analizar: </w:t>
-      </w:r>
-      <w:proofErr w:type="gramStart"/>
-      <w:r>
-        <w:rPr>
-          <w:rFonts w:ascii="Arial" w:hAnsi="Arial" w:cs="Arial"/>
-          <w:sz w:val="24"/>
-          <w:szCs w:val="24"/>
-          <w:lang w:val="es-ES"/>
-        </w:rPr>
-        <w:t>COMPLICACIONES  con</w:t>
-      </w:r>
-      <w:proofErr w:type="gramEnd"/>
-      <w:r>
-        <w:rPr>
-          <w:rFonts w:ascii="Arial" w:hAnsi="Arial" w:cs="Arial"/>
-          <w:sz w:val="24"/>
-          <w:szCs w:val="24"/>
-          <w:lang w:val="es-ES"/>
-        </w:rPr>
-        <w:t xml:space="preserve"> dos posibles enfoques: (a) binaria, </w:t>
-      </w:r>
-      <w:proofErr w:type="spellStart"/>
-      <w:r>
-        <w:rPr>
-          <w:rFonts w:ascii="Arial" w:hAnsi="Arial" w:cs="Arial"/>
-          <w:sz w:val="24"/>
-          <w:szCs w:val="24"/>
-          <w:lang w:val="es-ES"/>
-        </w:rPr>
-        <w:t>con_complicacion</w:t>
-      </w:r>
-      <w:proofErr w:type="spellEnd"/>
-      <w:r>
-        <w:rPr>
-          <w:rFonts w:ascii="Arial" w:hAnsi="Arial" w:cs="Arial"/>
-          <w:sz w:val="24"/>
-          <w:szCs w:val="24"/>
-          <w:lang w:val="es-ES"/>
-        </w:rPr>
-        <w:t xml:space="preserve"> [1/0], o (b) multiclase, tipo de complicación (Reacción Adversa, Infección Nosocomial, Hemorragia, Sepsis, Embolia, Fallo Multiorgánico, Ninguna).</w:t>
-      </w:r>
-    </w:p>
-    <w:p>
-      <w:pPr>
-        <w:pStyle w:val="Ttulo2"/>
-        <w:spacing w:before="200" w:after="100" w:line="480" w:lineRule="auto"/>
-        <w:rPr>
-          <w:rFonts w:ascii="Arial" w:hAnsi="Arial" w:cs="Arial"/>
-          <w:color w:val="auto"/>
-          <w:sz w:val="24"/>
-          <w:szCs w:val="24"/>
-          <w:lang w:val="es-ES"/>
-        </w:rPr>
-      </w:pPr>
-      <w:r>
-        <w:rPr>
-          <w:rFonts w:ascii="Arial" w:hAnsi="Arial" w:cs="Arial"/>
-          <w:b/>
-          <w:bCs/>
-          <w:color w:val="auto"/>
-          <w:sz w:val="24"/>
-          <w:szCs w:val="24"/>
-          <w:lang w:val="es-ES"/>
-        </w:rPr>
-        <w:t>4. Estrategia y Viabilidad de Datos (Data Discovery)</w:t>
-      </w:r>
-    </w:p>
-    <w:p>
-      <w:pPr>
-        <w:spacing w:after="80" w:line="480" w:lineRule="auto"/>
-        <w:rPr>
-          <w:rFonts w:ascii="Arial" w:hAnsi="Arial" w:cs="Arial"/>
-          <w:sz w:val="24"/>
-          <w:szCs w:val="24"/>
-          <w:lang w:val="es-ES"/>
-        </w:rPr>
-      </w:pPr>
-      <w:r>
-        <w:rPr>
-          <w:rFonts w:ascii="Arial" w:hAnsi="Arial" w:cs="Arial"/>
-          <w:b/>
-          <w:bCs/>
           <w:sz w:val="24"/>
           <w:szCs w:val="24"/>
           <w:lang w:val="es-ES"/>
@@ -1044,7 +916,7 @@
           <w:szCs w:val="24"/>
           <w:lang w:val="es-ES"/>
         </w:rPr>
-        <w:t>base_de_datos_medicina_complicaciones_modificada.xlsx, base de datos médica interna del hospital, con un registro por visita/paciente.</w:t>
+        <w:t>base_de_datos_medicina_complicaciones.xlsx, base de datos médica interna del hospital, con un registro por visita/paciente.</w:t>
       </w:r>
     </w:p>
     <w:p>
@@ -1298,12 +1170,6 @@
         <w:gridCol w:w="2016"/>
       </w:tblGrid>
       <w:tr>
-        <w:tblPrEx>
-          <w:tblCellMar>
-            <w:top w:w="0" w:type="dxa"/>
-            <w:bottom w:w="0" w:type="dxa"/>
-          </w:tblCellMar>
-        </w:tblPrEx>
         <w:trPr>
           <w:tblHeader/>
         </w:trPr>
@@ -1452,12 +1318,6 @@
         </w:tc>
       </w:tr>
       <w:tr>
-        <w:tblPrEx>
-          <w:tblCellMar>
-            <w:top w:w="0" w:type="dxa"/>
-            <w:bottom w:w="0" w:type="dxa"/>
-          </w:tblCellMar>
-        </w:tblPrEx>
         <w:tc>
           <w:tcPr>
             <w:tcW w:w="2822" w:type="dxa"/>
@@ -1608,12 +1468,6 @@
         </w:tc>
       </w:tr>
       <w:tr>
-        <w:tblPrEx>
-          <w:tblCellMar>
-            <w:top w:w="0" w:type="dxa"/>
-            <w:bottom w:w="0" w:type="dxa"/>
-          </w:tblCellMar>
-        </w:tblPrEx>
         <w:tc>
           <w:tcPr>
             <w:tcW w:w="2822" w:type="dxa"/>
@@ -1728,12 +1582,6 @@
         </w:tc>
       </w:tr>
       <w:tr>
-        <w:tblPrEx>
-          <w:tblCellMar>
-            <w:top w:w="0" w:type="dxa"/>
-            <w:bottom w:w="0" w:type="dxa"/>
-          </w:tblCellMar>
-        </w:tblPrEx>
         <w:tc>
           <w:tcPr>
             <w:tcW w:w="2822" w:type="dxa"/>
@@ -1848,12 +1696,6 @@
         </w:tc>
       </w:tr>
       <w:tr>
-        <w:tblPrEx>
-          <w:tblCellMar>
-            <w:top w:w="0" w:type="dxa"/>
-            <w:bottom w:w="0" w:type="dxa"/>
-          </w:tblCellMar>
-        </w:tblPrEx>
         <w:tc>
           <w:tcPr>
             <w:tcW w:w="2822" w:type="dxa"/>
@@ -1968,12 +1810,6 @@
         </w:tc>
       </w:tr>
       <w:tr>
-        <w:tblPrEx>
-          <w:tblCellMar>
-            <w:top w:w="0" w:type="dxa"/>
-            <w:bottom w:w="0" w:type="dxa"/>
-          </w:tblCellMar>
-        </w:tblPrEx>
         <w:tc>
           <w:tcPr>
             <w:tcW w:w="2822" w:type="dxa"/>
@@ -2088,12 +1924,6 @@
         </w:tc>
       </w:tr>
       <w:tr>
-        <w:tblPrEx>
-          <w:tblCellMar>
-            <w:top w:w="0" w:type="dxa"/>
-            <w:bottom w:w="0" w:type="dxa"/>
-          </w:tblCellMar>
-        </w:tblPrEx>
         <w:tc>
           <w:tcPr>
             <w:tcW w:w="2822" w:type="dxa"/>
